--- a/tillsyn/A 36966-2022 tillsynsbegäran.docx
+++ b/tillsyn/A 36966-2022 tillsynsbegäran.docx
@@ -603,7 +603,7 @@
     <w:r>
       <w:tab/>
       <w:tab/>
-      <w:t>2026-09-14</w:t>
+      <w:t>2026-09-15</w:t>
       <w:br/>
       <w:br/>
     </w:r>

--- a/tillsyn/A 36966-2022 tillsynsbegäran.docx
+++ b/tillsyn/A 36966-2022 tillsynsbegäran.docx
@@ -603,7 +603,7 @@
     <w:r>
       <w:tab/>
       <w:tab/>
-      <w:t>2026-09-15</w:t>
+      <w:t>2026-09-16</w:t>
       <w:br/>
       <w:br/>
     </w:r>

--- a/tillsyn/A 36966-2022 tillsynsbegäran.docx
+++ b/tillsyn/A 36966-2022 tillsynsbegäran.docx
@@ -603,7 +603,7 @@
     <w:r>
       <w:tab/>
       <w:tab/>
-      <w:t>2026-09-16</w:t>
+      <w:t>2026-09-17</w:t>
       <w:br/>
       <w:br/>
     </w:r>

--- a/tillsyn/A 36966-2022 tillsynsbegäran.docx
+++ b/tillsyn/A 36966-2022 tillsynsbegäran.docx
@@ -603,7 +603,7 @@
     <w:r>
       <w:tab/>
       <w:tab/>
-      <w:t>2026-09-17</w:t>
+      <w:t>2026-09-18</w:t>
       <w:br/>
       <w:br/>
     </w:r>

--- a/tillsyn/A 36966-2022 tillsynsbegäran.docx
+++ b/tillsyn/A 36966-2022 tillsynsbegäran.docx
@@ -603,7 +603,7 @@
     <w:r>
       <w:tab/>
       <w:tab/>
-      <w:t>2026-09-18</w:t>
+      <w:t>2026-09-19</w:t>
       <w:br/>
       <w:br/>
     </w:r>

--- a/tillsyn/A 36966-2022 tillsynsbegäran.docx
+++ b/tillsyn/A 36966-2022 tillsynsbegäran.docx
@@ -603,7 +603,7 @@
     <w:r>
       <w:tab/>
       <w:tab/>
-      <w:t>2026-09-19</w:t>
+      <w:t>2026-09-21</w:t>
       <w:br/>
       <w:br/>
     </w:r>

--- a/tillsyn/A 36966-2022 tillsynsbegäran.docx
+++ b/tillsyn/A 36966-2022 tillsynsbegäran.docx
@@ -603,7 +603,7 @@
     <w:r>
       <w:tab/>
       <w:tab/>
-      <w:t>2026-09-21</w:t>
+      <w:t>2026-09-23</w:t>
       <w:br/>
       <w:br/>
     </w:r>

--- a/tillsyn/A 36966-2022 tillsynsbegäran.docx
+++ b/tillsyn/A 36966-2022 tillsynsbegäran.docx
@@ -603,7 +603,7 @@
     <w:r>
       <w:tab/>
       <w:tab/>
-      <w:t>2026-09-23</w:t>
+      <w:t>2026-09-24</w:t>
       <w:br/>
       <w:br/>
     </w:r>

--- a/tillsyn/A 36966-2022 tillsynsbegäran.docx
+++ b/tillsyn/A 36966-2022 tillsynsbegäran.docx
@@ -603,7 +603,7 @@
     <w:r>
       <w:tab/>
       <w:tab/>
-      <w:t>2026-09-24</w:t>
+      <w:t>2026-09-25</w:t>
       <w:br/>
       <w:br/>
     </w:r>

--- a/tillsyn/A 36966-2022 tillsynsbegäran.docx
+++ b/tillsyn/A 36966-2022 tillsynsbegäran.docx
@@ -603,7 +603,7 @@
     <w:r>
       <w:tab/>
       <w:tab/>
-      <w:t>2026-09-25</w:t>
+      <w:t>2026-09-26</w:t>
       <w:br/>
       <w:br/>
     </w:r>

--- a/tillsyn/A 36966-2022 tillsynsbegäran.docx
+++ b/tillsyn/A 36966-2022 tillsynsbegäran.docx
@@ -603,7 +603,7 @@
     <w:r>
       <w:tab/>
       <w:tab/>
-      <w:t>2026-09-26</w:t>
+      <w:t>2026-09-27</w:t>
       <w:br/>
       <w:br/>
     </w:r>

--- a/tillsyn/A 36966-2022 tillsynsbegäran.docx
+++ b/tillsyn/A 36966-2022 tillsynsbegäran.docx
@@ -603,7 +603,7 @@
     <w:r>
       <w:tab/>
       <w:tab/>
-      <w:t>2026-09-27</w:t>
+      <w:t>2026-09-28</w:t>
       <w:br/>
       <w:br/>
     </w:r>

--- a/tillsyn/A 36966-2022 tillsynsbegäran.docx
+++ b/tillsyn/A 36966-2022 tillsynsbegäran.docx
@@ -603,7 +603,7 @@
     <w:r>
       <w:tab/>
       <w:tab/>
-      <w:t>2026-09-28</w:t>
+      <w:t>2026-09-29</w:t>
       <w:br/>
       <w:br/>
     </w:r>

--- a/tillsyn/A 36966-2022 tillsynsbegäran.docx
+++ b/tillsyn/A 36966-2022 tillsynsbegäran.docx
@@ -603,7 +603,7 @@
     <w:r>
       <w:tab/>
       <w:tab/>
-      <w:t>2026-09-29</w:t>
+      <w:t>2026-09-30</w:t>
       <w:br/>
       <w:br/>
     </w:r>

--- a/tillsyn/A 36966-2022 tillsynsbegäran.docx
+++ b/tillsyn/A 36966-2022 tillsynsbegäran.docx
@@ -603,7 +603,7 @@
     <w:r>
       <w:tab/>
       <w:tab/>
-      <w:t>2026-09-30</w:t>
+      <w:t>2026-10-01</w:t>
       <w:br/>
       <w:br/>
     </w:r>

--- a/tillsyn/A 36966-2022 tillsynsbegäran.docx
+++ b/tillsyn/A 36966-2022 tillsynsbegäran.docx
@@ -603,7 +603,7 @@
     <w:r>
       <w:tab/>
       <w:tab/>
-      <w:t>2026-10-01</w:t>
+      <w:t>2026-10-02</w:t>
       <w:br/>
       <w:br/>
     </w:r>

--- a/tillsyn/A 36966-2022 tillsynsbegäran.docx
+++ b/tillsyn/A 36966-2022 tillsynsbegäran.docx
@@ -603,7 +603,7 @@
     <w:r>
       <w:tab/>
       <w:tab/>
-      <w:t>2026-10-02</w:t>
+      <w:t>2026-10-03</w:t>
       <w:br/>
       <w:br/>
     </w:r>

--- a/tillsyn/A 36966-2022 tillsynsbegäran.docx
+++ b/tillsyn/A 36966-2022 tillsynsbegäran.docx
@@ -603,7 +603,7 @@
     <w:r>
       <w:tab/>
       <w:tab/>
-      <w:t>2026-10-03</w:t>
+      <w:t>2026-10-04</w:t>
       <w:br/>
       <w:br/>
     </w:r>

--- a/tillsyn/A 36966-2022 tillsynsbegäran.docx
+++ b/tillsyn/A 36966-2022 tillsynsbegäran.docx
@@ -603,7 +603,7 @@
     <w:r>
       <w:tab/>
       <w:tab/>
-      <w:t>2026-10-04</w:t>
+      <w:t>2026-10-05</w:t>
       <w:br/>
       <w:br/>
     </w:r>

--- a/tillsyn/A 36966-2022 tillsynsbegäran.docx
+++ b/tillsyn/A 36966-2022 tillsynsbegäran.docx
@@ -603,7 +603,7 @@
     <w:r>
       <w:tab/>
       <w:tab/>
-      <w:t>2026-10-05</w:t>
+      <w:t>2026-10-06</w:t>
       <w:br/>
       <w:br/>
     </w:r>

--- a/tillsyn/A 36966-2022 tillsynsbegäran.docx
+++ b/tillsyn/A 36966-2022 tillsynsbegäran.docx
@@ -603,7 +603,7 @@
     <w:r>
       <w:tab/>
       <w:tab/>
-      <w:t>2026-10-06</w:t>
+      <w:t>2026-10-07</w:t>
       <w:br/>
       <w:br/>
     </w:r>

--- a/tillsyn/A 36966-2022 tillsynsbegäran.docx
+++ b/tillsyn/A 36966-2022 tillsynsbegäran.docx
@@ -603,7 +603,7 @@
     <w:r>
       <w:tab/>
       <w:tab/>
-      <w:t>2026-10-07</w:t>
+      <w:t>2026-10-08</w:t>
       <w:br/>
       <w:br/>
     </w:r>

--- a/tillsyn/A 36966-2022 tillsynsbegäran.docx
+++ b/tillsyn/A 36966-2022 tillsynsbegäran.docx
@@ -603,7 +603,7 @@
     <w:r>
       <w:tab/>
       <w:tab/>
-      <w:t>2026-10-08</w:t>
+      <w:t>2026-10-09</w:t>
       <w:br/>
       <w:br/>
     </w:r>

--- a/tillsyn/A 36966-2022 tillsynsbegäran.docx
+++ b/tillsyn/A 36966-2022 tillsynsbegäran.docx
@@ -603,7 +603,7 @@
     <w:r>
       <w:tab/>
       <w:tab/>
-      <w:t>2026-10-09</w:t>
+      <w:t>2026-10-10</w:t>
       <w:br/>
       <w:br/>
     </w:r>

--- a/tillsyn/A 36966-2022 tillsynsbegäran.docx
+++ b/tillsyn/A 36966-2022 tillsynsbegäran.docx
@@ -603,7 +603,7 @@
     <w:r>
       <w:tab/>
       <w:tab/>
-      <w:t>2026-10-10</w:t>
+      <w:t>2026-10-11</w:t>
       <w:br/>
       <w:br/>
     </w:r>

--- a/tillsyn/A 36966-2022 tillsynsbegäran.docx
+++ b/tillsyn/A 36966-2022 tillsynsbegäran.docx
@@ -603,7 +603,7 @@
     <w:r>
       <w:tab/>
       <w:tab/>
-      <w:t>2026-10-11</w:t>
+      <w:t>2026-10-12</w:t>
       <w:br/>
       <w:br/>
     </w:r>

--- a/tillsyn/A 36966-2022 tillsynsbegäran.docx
+++ b/tillsyn/A 36966-2022 tillsynsbegäran.docx
@@ -603,7 +603,7 @@
     <w:r>
       <w:tab/>
       <w:tab/>
-      <w:t>2026-10-12</w:t>
+      <w:t>2026-10-13</w:t>
       <w:br/>
       <w:br/>
     </w:r>

--- a/tillsyn/A 36966-2022 tillsynsbegäran.docx
+++ b/tillsyn/A 36966-2022 tillsynsbegäran.docx
@@ -603,7 +603,7 @@
     <w:r>
       <w:tab/>
       <w:tab/>
-      <w:t>2026-10-13</w:t>
+      <w:t>2026-10-14</w:t>
       <w:br/>
       <w:br/>
     </w:r>

--- a/tillsyn/A 36966-2022 tillsynsbegäran.docx
+++ b/tillsyn/A 36966-2022 tillsynsbegäran.docx
@@ -603,7 +603,7 @@
     <w:r>
       <w:tab/>
       <w:tab/>
-      <w:t>2026-10-14</w:t>
+      <w:t>2026-10-15</w:t>
       <w:br/>
       <w:br/>
     </w:r>

--- a/tillsyn/A 36966-2022 tillsynsbegäran.docx
+++ b/tillsyn/A 36966-2022 tillsynsbegäran.docx
@@ -603,7 +603,7 @@
     <w:r>
       <w:tab/>
       <w:tab/>
-      <w:t>2026-10-15</w:t>
+      <w:t>2026-10-16</w:t>
       <w:br/>
       <w:br/>
     </w:r>

--- a/tillsyn/A 36966-2022 tillsynsbegäran.docx
+++ b/tillsyn/A 36966-2022 tillsynsbegäran.docx
@@ -603,7 +603,7 @@
     <w:r>
       <w:tab/>
       <w:tab/>
-      <w:t>2026-10-16</w:t>
+      <w:t>2026-10-17</w:t>
       <w:br/>
       <w:br/>
     </w:r>

--- a/tillsyn/A 36966-2022 tillsynsbegäran.docx
+++ b/tillsyn/A 36966-2022 tillsynsbegäran.docx
@@ -22,7 +22,7 @@
       <w:r>
         <w:drawing>
           <wp:inline xmlns:a="http://schemas.openxmlformats.org/drawingml/2006/main" xmlns:pic="http://schemas.openxmlformats.org/drawingml/2006/picture">
-            <wp:extent cx="5486400" cy="4710954"/>
+            <wp:extent cx="5486400" cy="4516386"/>
             <wp:docPr id="1" name="Picture 1"/>
             <wp:cNvGraphicFramePr>
               <a:graphicFrameLocks noChangeAspect="1"/>
@@ -43,7 +43,7 @@
                   <pic:spPr>
                     <a:xfrm>
                       <a:off x="0" y="0"/>
-                      <a:ext cx="5486400" cy="4710954"/>
+                      <a:ext cx="5486400" cy="4516386"/>
                     </a:xfrm>
                     <a:prstGeom prst="rect"/>
                   </pic:spPr>
@@ -65,7 +65,7 @@
     </w:p>
     <w:p>
       <w:r>
-        <w:t>I avverkningsanmälan finns fynd av 2 naturvårdsarter, varav 2 är rödlistade, 1 är fridlyst och 2 är typiska (T): knärot (VU, T, §8) och rynkskinn (NT, T). Se Figur 1.</w:t>
+        <w:t>I avverkningsanmälan finns fynd av 3 naturvårdsarter, varav 3 är rödlistade, 1 är fridlyst och 3 är typiska (T): knärot (VU, T, §8), dropptaggsvamp (NT, T) och rynkskinn (NT, T). Se Figur 1.</w:t>
       </w:r>
     </w:p>
     <w:p>
@@ -197,6 +197,26 @@
       </w:pPr>
       <w:r>
         <w:t>Figur 2. Fyndplatser och buffertzoner för knärot i det avverkningsanmälda området. Endast fyndplatser vars buffertzoner överlappar med det avverkningsanmälda området har tagits med i visualiseringen. Kartans mittpunktskoordinat är N 6717936, E 525783 i SWEREF 99 TM.</w:t>
+      </w:r>
+    </w:p>
+    <w:p>
+      <w:r>
+        <w:rPr>
+          <w:b/>
+        </w:rPr>
+        <w:t>Dropptaggsvamp (NT)</w:t>
+      </w:r>
+      <w:r>
+        <w:t xml:space="preserve"> bildar mykorrhiza med tall, främst i barrskog med trädkontinuitet, i magra, torra och ljusöppna lavtallskogar och i barrblandskogar med friskmossor och lingon i fältskiktet. Den totala populationen i landet har minskat och bedöms fortsätta minska till följd av slutavverkningar av tallskog. Det är högst oklart om arten långsiktigt kan etablera och reproducera sig i skogsbestånd som brukas med trakthyggesmetoder, markberedning, gödsling eller föryngring med förädlat plantmaterial. Uppfyller kriterierna för att bli rödlistad på grund av ny kunskap som visar att en större andel av populationen än tidigare bedömt är knuten till kontinuitetsbarrskog. Minskningstakten för den svenska populationen bedöms vara nära gränsvärdet för Sårbar (VU). Dropptaggsvamp är typisk art för </w:t>
+      </w:r>
+      <w:r>
+        <w:rPr>
+          <w:i/>
+        </w:rPr>
+        <w:t xml:space="preserve">9010 Taiga </w:t>
+      </w:r>
+      <w:r>
+        <w:t>(SLU Artdatabanken, 2026).</w:t>
       </w:r>
     </w:p>
     <w:p>
@@ -603,7 +623,7 @@
     <w:r>
       <w:tab/>
       <w:tab/>
-      <w:t>2026-10-17</w:t>
+      <w:t>2026-10-18</w:t>
       <w:br/>
       <w:br/>
     </w:r>

--- a/tillsyn/A 36966-2022 tillsynsbegäran.docx
+++ b/tillsyn/A 36966-2022 tillsynsbegäran.docx
@@ -623,7 +623,7 @@
     <w:r>
       <w:tab/>
       <w:tab/>
-      <w:t>2026-10-18</w:t>
+      <w:t>2026-10-19</w:t>
       <w:br/>
       <w:br/>
     </w:r>

--- a/tillsyn/A 36966-2022 tillsynsbegäran.docx
+++ b/tillsyn/A 36966-2022 tillsynsbegäran.docx
@@ -623,7 +623,7 @@
     <w:r>
       <w:tab/>
       <w:tab/>
-      <w:t>2026-10-19</w:t>
+      <w:t>2026-10-20</w:t>
       <w:br/>
       <w:br/>
     </w:r>

--- a/tillsyn/A 36966-2022 tillsynsbegäran.docx
+++ b/tillsyn/A 36966-2022 tillsynsbegäran.docx
@@ -623,7 +623,7 @@
     <w:r>
       <w:tab/>
       <w:tab/>
-      <w:t>2026-10-20</w:t>
+      <w:t>2026-10-21</w:t>
       <w:br/>
       <w:br/>
     </w:r>

--- a/tillsyn/A 36966-2022 tillsynsbegäran.docx
+++ b/tillsyn/A 36966-2022 tillsynsbegäran.docx
@@ -623,7 +623,7 @@
     <w:r>
       <w:tab/>
       <w:tab/>
-      <w:t>2026-10-21</w:t>
+      <w:t>2026-10-22</w:t>
       <w:br/>
       <w:br/>
     </w:r>

--- a/tillsyn/A 36966-2022 tillsynsbegäran.docx
+++ b/tillsyn/A 36966-2022 tillsynsbegäran.docx
@@ -623,7 +623,7 @@
     <w:r>
       <w:tab/>
       <w:tab/>
-      <w:t>2026-10-22</w:t>
+      <w:t>2026-10-23</w:t>
       <w:br/>
       <w:br/>
     </w:r>

--- a/tillsyn/A 36966-2022 tillsynsbegäran.docx
+++ b/tillsyn/A 36966-2022 tillsynsbegäran.docx
@@ -623,7 +623,7 @@
     <w:r>
       <w:tab/>
       <w:tab/>
-      <w:t>2026-10-23</w:t>
+      <w:t>2026-10-24</w:t>
       <w:br/>
       <w:br/>
     </w:r>

--- a/tillsyn/A 36966-2022 tillsynsbegäran.docx
+++ b/tillsyn/A 36966-2022 tillsynsbegäran.docx
@@ -623,7 +623,7 @@
     <w:r>
       <w:tab/>
       <w:tab/>
-      <w:t>2026-10-24</w:t>
+      <w:t>2026-10-25</w:t>
       <w:br/>
       <w:br/>
     </w:r>

--- a/tillsyn/A 36966-2022 tillsynsbegäran.docx
+++ b/tillsyn/A 36966-2022 tillsynsbegäran.docx
@@ -623,7 +623,7 @@
     <w:r>
       <w:tab/>
       <w:tab/>
-      <w:t>2026-10-25</w:t>
+      <w:t>2026-10-26</w:t>
       <w:br/>
       <w:br/>
     </w:r>

--- a/tillsyn/A 36966-2022 tillsynsbegäran.docx
+++ b/tillsyn/A 36966-2022 tillsynsbegäran.docx
@@ -623,7 +623,7 @@
     <w:r>
       <w:tab/>
       <w:tab/>
-      <w:t>2026-10-26</w:t>
+      <w:t>2026-10-27</w:t>
       <w:br/>
       <w:br/>
     </w:r>

--- a/tillsyn/A 36966-2022 tillsynsbegäran.docx
+++ b/tillsyn/A 36966-2022 tillsynsbegäran.docx
@@ -623,7 +623,7 @@
     <w:r>
       <w:tab/>
       <w:tab/>
-      <w:t>2026-10-27</w:t>
+      <w:t>2026-10-28</w:t>
       <w:br/>
       <w:br/>
     </w:r>

--- a/tillsyn/A 36966-2022 tillsynsbegäran.docx
+++ b/tillsyn/A 36966-2022 tillsynsbegäran.docx
@@ -623,7 +623,7 @@
     <w:r>
       <w:tab/>
       <w:tab/>
-      <w:t>2026-10-28</w:t>
+      <w:t>2026-10-29</w:t>
       <w:br/>
       <w:br/>
     </w:r>

--- a/tillsyn/A 36966-2022 tillsynsbegäran.docx
+++ b/tillsyn/A 36966-2022 tillsynsbegäran.docx
@@ -623,7 +623,7 @@
     <w:r>
       <w:tab/>
       <w:tab/>
-      <w:t>2026-10-29</w:t>
+      <w:t>2026-10-31</w:t>
       <w:br/>
       <w:br/>
     </w:r>
